--- a/REPORT.docx
+++ b/REPORT.docx
@@ -629,21 +629,37 @@
           <w:sz w:val="23"/>
           <w:szCs w:val="23"/>
         </w:rPr>
-        <w:t xml:space="preserve">Department of </w:t>
-      </w:r>
+        <w:t xml:space="preserve">Department </w:t>
+      </w:r>
+      <w:proofErr w:type="gramStart"/>
       <w:r>
         <w:rPr>
           <w:sz w:val="23"/>
           <w:szCs w:val="23"/>
         </w:rPr>
-        <w:t xml:space="preserve"> </w:t>
+        <w:t xml:space="preserve">of </w:t>
       </w:r>
       <w:r>
         <w:rPr>
           <w:sz w:val="23"/>
           <w:szCs w:val="23"/>
         </w:rPr>
-        <w:t xml:space="preserve">Computer Science </w:t>
+        <w:t xml:space="preserve"> </w:t>
+      </w:r>
+      <w:r>
+        <w:rPr>
+          <w:sz w:val="23"/>
+          <w:szCs w:val="23"/>
+        </w:rPr>
+        <w:t>Computer</w:t>
+      </w:r>
+      <w:proofErr w:type="gramEnd"/>
+      <w:r>
+        <w:rPr>
+          <w:sz w:val="23"/>
+          <w:szCs w:val="23"/>
+        </w:rPr>
+        <w:t xml:space="preserve"> Science </w:t>
       </w:r>
       <w:r>
         <w:rPr>
@@ -723,6 +739,807 @@
         </w:rPr>
         <w:t>500075</w:t>
       </w:r>
+    </w:p>
+    <w:p>
+      <w:pPr>
+        <w:spacing w:line="360" w:lineRule="auto"/>
+        <w:rPr>
+          <w:sz w:val="23"/>
+          <w:szCs w:val="23"/>
+        </w:rPr>
+      </w:pPr>
+      <w:r>
+        <w:rPr>
+          <w:sz w:val="23"/>
+          <w:szCs w:val="23"/>
+        </w:rPr>
+        <w:t>FEB</w:t>
+      </w:r>
+      <w:r>
+        <w:rPr>
+          <w:sz w:val="23"/>
+          <w:szCs w:val="23"/>
+        </w:rPr>
+        <w:t xml:space="preserve"> - 20</w:t>
+      </w:r>
+      <w:r>
+        <w:rPr>
+          <w:sz w:val="23"/>
+          <w:szCs w:val="23"/>
+        </w:rPr>
+        <w:t>2</w:t>
+      </w:r>
+      <w:r>
+        <w:rPr>
+          <w:sz w:val="23"/>
+          <w:szCs w:val="23"/>
+        </w:rPr>
+        <w:t>5</w:t>
+      </w:r>
+      <w:r>
+        <w:rPr>
+          <w:sz w:val="23"/>
+          <w:szCs w:val="23"/>
+        </w:rPr>
+        <w:t>.</w:t>
+      </w:r>
+    </w:p>
+    <w:p>
+      <w:pPr>
+        <w:spacing w:line="360" w:lineRule="auto"/>
+        <w:rPr>
+          <w:sz w:val="23"/>
+          <w:szCs w:val="23"/>
+        </w:rPr>
+      </w:pPr>
+    </w:p>
+    <w:p>
+      <w:pPr>
+        <w:spacing w:line="360" w:lineRule="auto"/>
+        <w:rPr>
+          <w:sz w:val="23"/>
+          <w:szCs w:val="23"/>
+        </w:rPr>
+      </w:pPr>
+    </w:p>
+    <w:p>
+      <w:pPr>
+        <w:spacing w:line="360" w:lineRule="auto"/>
+        <w:rPr>
+          <w:sz w:val="23"/>
+          <w:szCs w:val="23"/>
+        </w:rPr>
+      </w:pPr>
+    </w:p>
+    <w:p>
+      <w:pPr>
+        <w:spacing w:line="360" w:lineRule="auto"/>
+        <w:rPr>
+          <w:sz w:val="40"/>
+          <w:szCs w:val="40"/>
+        </w:rPr>
+      </w:pPr>
+    </w:p>
+    <w:p>
+      <w:pPr>
+        <w:spacing w:line="360" w:lineRule="auto"/>
+        <w:rPr>
+          <w:b/>
+          <w:bCs/>
+          <w:sz w:val="40"/>
+          <w:szCs w:val="40"/>
+        </w:rPr>
+      </w:pPr>
+      <w:r>
+        <w:rPr>
+          <w:b/>
+          <w:bCs/>
+          <w:sz w:val="40"/>
+          <w:szCs w:val="40"/>
+        </w:rPr>
+        <w:t>Abstract</w:t>
+      </w:r>
+    </w:p>
+    <w:p>
+      <w:pPr>
+        <w:spacing w:line="360" w:lineRule="auto"/>
+        <w:jc w:val="both"/>
+        <w:rPr>
+          <w:b/>
+          <w:bCs/>
+          <w:sz w:val="40"/>
+          <w:szCs w:val="40"/>
+        </w:rPr>
+      </w:pPr>
+    </w:p>
+    <w:p>
+      <w:pPr>
+        <w:spacing w:line="360" w:lineRule="auto"/>
+        <w:jc w:val="both"/>
+        <w:rPr>
+          <w:rFonts w:asciiTheme="minorHAnsi" w:hAnsiTheme="minorHAnsi" w:cstheme="minorHAnsi"/>
+          <w:sz w:val="24"/>
+          <w:szCs w:val="24"/>
+          <w:lang w:val="en-IN"/>
+        </w:rPr>
+      </w:pPr>
+      <w:r>
+        <w:rPr>
+          <w:rFonts w:asciiTheme="minorHAnsi" w:hAnsiTheme="minorHAnsi" w:cstheme="minorHAnsi"/>
+          <w:sz w:val="24"/>
+          <w:szCs w:val="24"/>
+          <w:lang w:val="en-IN"/>
+        </w:rPr>
+        <w:t xml:space="preserve">Mental health has become one of the most critical global challenges in recent years, particularly among youth. With the widespread use of digital platforms, social media has evolved into both a risk factor and a valuable data source for understanding mental well-being. This project explores how Social Media Analytics (SMA) can be leveraged to detect, </w:t>
+      </w:r>
+      <w:proofErr w:type="spellStart"/>
+      <w:r>
+        <w:rPr>
+          <w:rFonts w:asciiTheme="minorHAnsi" w:hAnsiTheme="minorHAnsi" w:cstheme="minorHAnsi"/>
+          <w:sz w:val="24"/>
+          <w:szCs w:val="24"/>
+          <w:lang w:val="en-IN"/>
+        </w:rPr>
+        <w:t>analyze</w:t>
+      </w:r>
+      <w:proofErr w:type="spellEnd"/>
+      <w:r>
+        <w:rPr>
+          <w:rFonts w:asciiTheme="minorHAnsi" w:hAnsiTheme="minorHAnsi" w:cstheme="minorHAnsi"/>
+          <w:sz w:val="24"/>
+          <w:szCs w:val="24"/>
+          <w:lang w:val="en-IN"/>
+        </w:rPr>
+        <w:t>, and interpret mental health trends through user-generated content across platforms such as Twitter (X), Instagram, and Reddit.</w:t>
+      </w:r>
+    </w:p>
+    <w:p>
+      <w:pPr>
+        <w:spacing w:line="360" w:lineRule="auto"/>
+        <w:jc w:val="both"/>
+        <w:rPr>
+          <w:rFonts w:asciiTheme="minorHAnsi" w:hAnsiTheme="minorHAnsi" w:cstheme="minorHAnsi"/>
+          <w:sz w:val="24"/>
+          <w:szCs w:val="24"/>
+          <w:lang w:val="en-IN"/>
+        </w:rPr>
+      </w:pPr>
+      <w:r>
+        <w:rPr>
+          <w:rFonts w:asciiTheme="minorHAnsi" w:hAnsiTheme="minorHAnsi" w:cstheme="minorHAnsi"/>
+          <w:sz w:val="24"/>
+          <w:szCs w:val="24"/>
+          <w:lang w:val="en-IN"/>
+        </w:rPr>
+        <w:t xml:space="preserve">By employing techniques like sentiment analysis, topic </w:t>
+      </w:r>
+      <w:proofErr w:type="spellStart"/>
+      <w:r>
+        <w:rPr>
+          <w:rFonts w:asciiTheme="minorHAnsi" w:hAnsiTheme="minorHAnsi" w:cstheme="minorHAnsi"/>
+          <w:sz w:val="24"/>
+          <w:szCs w:val="24"/>
+          <w:lang w:val="en-IN"/>
+        </w:rPr>
+        <w:t>modeling</w:t>
+      </w:r>
+      <w:proofErr w:type="spellEnd"/>
+      <w:r>
+        <w:rPr>
+          <w:rFonts w:asciiTheme="minorHAnsi" w:hAnsiTheme="minorHAnsi" w:cstheme="minorHAnsi"/>
+          <w:sz w:val="24"/>
+          <w:szCs w:val="24"/>
+          <w:lang w:val="en-IN"/>
+        </w:rPr>
+        <w:t xml:space="preserve">, hashtag tracking, and engagement analysis, the study examines how emotions, discussions, and community </w:t>
+      </w:r>
+      <w:proofErr w:type="spellStart"/>
+      <w:r>
+        <w:rPr>
+          <w:rFonts w:asciiTheme="minorHAnsi" w:hAnsiTheme="minorHAnsi" w:cstheme="minorHAnsi"/>
+          <w:sz w:val="24"/>
+          <w:szCs w:val="24"/>
+          <w:lang w:val="en-IN"/>
+        </w:rPr>
+        <w:t>behaviors</w:t>
+      </w:r>
+      <w:proofErr w:type="spellEnd"/>
+      <w:r>
+        <w:rPr>
+          <w:rFonts w:asciiTheme="minorHAnsi" w:hAnsiTheme="minorHAnsi" w:cstheme="minorHAnsi"/>
+          <w:sz w:val="24"/>
+          <w:szCs w:val="24"/>
+          <w:lang w:val="en-IN"/>
+        </w:rPr>
+        <w:t xml:space="preserve"> reflect collective mental states. The findings highlight significant trends, including pandemic-driven anxiety, exam stress among students, and increasing workplace burnout. Additionally, the research emphasizes the positive role of online peer-support communities and the gradual reduction of mental health stigma through social media advocacy.</w:t>
+      </w:r>
+    </w:p>
+    <w:p>
+      <w:pPr>
+        <w:spacing w:line="360" w:lineRule="auto"/>
+        <w:jc w:val="both"/>
+        <w:rPr>
+          <w:rFonts w:asciiTheme="minorHAnsi" w:hAnsiTheme="minorHAnsi" w:cstheme="minorHAnsi"/>
+          <w:sz w:val="24"/>
+          <w:szCs w:val="24"/>
+          <w:lang w:val="en-IN"/>
+        </w:rPr>
+      </w:pPr>
+      <w:r>
+        <w:rPr>
+          <w:rFonts w:asciiTheme="minorHAnsi" w:hAnsiTheme="minorHAnsi" w:cstheme="minorHAnsi"/>
+          <w:sz w:val="24"/>
+          <w:szCs w:val="24"/>
+          <w:lang w:val="en-IN"/>
+        </w:rPr>
+        <w:t>This study demonstrates that Social Media Analytics can serve as an early-warning system for emerging mental health crises, helping policymakers, educators, and mental health professionals design data-driven interventions. However, challenges such as privacy, data ethics, and interpretational accuracy must be addressed to ensure responsible and effective application.</w:t>
+      </w:r>
+    </w:p>
+    <w:p>
+      <w:pPr>
+        <w:spacing w:line="360" w:lineRule="auto"/>
+        <w:jc w:val="both"/>
+        <w:rPr>
+          <w:rFonts w:asciiTheme="minorHAnsi" w:hAnsiTheme="minorHAnsi" w:cstheme="minorHAnsi"/>
+          <w:sz w:val="24"/>
+          <w:szCs w:val="24"/>
+          <w:lang w:val="en-IN"/>
+        </w:rPr>
+      </w:pPr>
+      <w:r>
+        <w:rPr>
+          <w:rFonts w:asciiTheme="minorHAnsi" w:hAnsiTheme="minorHAnsi" w:cstheme="minorHAnsi"/>
+          <w:sz w:val="24"/>
+          <w:szCs w:val="24"/>
+          <w:lang w:val="en-IN"/>
+        </w:rPr>
+        <w:t xml:space="preserve">Keywords: Social Media Analytics, Sentiment Analysis, Mental Health Trends, Topic </w:t>
+      </w:r>
+      <w:proofErr w:type="spellStart"/>
+      <w:r>
+        <w:rPr>
+          <w:rFonts w:asciiTheme="minorHAnsi" w:hAnsiTheme="minorHAnsi" w:cstheme="minorHAnsi"/>
+          <w:sz w:val="24"/>
+          <w:szCs w:val="24"/>
+          <w:lang w:val="en-IN"/>
+        </w:rPr>
+        <w:t>Modeling</w:t>
+      </w:r>
+      <w:proofErr w:type="spellEnd"/>
+      <w:r>
+        <w:rPr>
+          <w:rFonts w:asciiTheme="minorHAnsi" w:hAnsiTheme="minorHAnsi" w:cstheme="minorHAnsi"/>
+          <w:sz w:val="24"/>
+          <w:szCs w:val="24"/>
+          <w:lang w:val="en-IN"/>
+        </w:rPr>
+        <w:t xml:space="preserve">, Data Visualization, Depression, Anxiety, Online </w:t>
+      </w:r>
+      <w:proofErr w:type="spellStart"/>
+      <w:r>
+        <w:rPr>
+          <w:rFonts w:asciiTheme="minorHAnsi" w:hAnsiTheme="minorHAnsi" w:cstheme="minorHAnsi"/>
+          <w:sz w:val="24"/>
+          <w:szCs w:val="24"/>
+          <w:lang w:val="en-IN"/>
+        </w:rPr>
+        <w:t>Behavior</w:t>
+      </w:r>
+      <w:proofErr w:type="spellEnd"/>
+    </w:p>
+    <w:p>
+      <w:pPr>
+        <w:spacing w:line="360" w:lineRule="auto"/>
+        <w:rPr>
+          <w:b/>
+          <w:bCs/>
+          <w:sz w:val="40"/>
+          <w:szCs w:val="40"/>
+        </w:rPr>
+      </w:pPr>
+    </w:p>
+    <w:p>
+      <w:pPr>
+        <w:spacing w:line="360" w:lineRule="auto"/>
+        <w:rPr>
+          <w:b/>
+          <w:bCs/>
+          <w:sz w:val="40"/>
+          <w:szCs w:val="40"/>
+        </w:rPr>
+      </w:pPr>
+    </w:p>
+    <w:p>
+      <w:pPr>
+        <w:spacing w:line="360" w:lineRule="auto"/>
+        <w:rPr>
+          <w:b/>
+          <w:bCs/>
+          <w:sz w:val="40"/>
+          <w:szCs w:val="40"/>
+        </w:rPr>
+      </w:pPr>
+    </w:p>
+    <w:p>
+      <w:pPr>
+        <w:spacing w:line="360" w:lineRule="auto"/>
+        <w:rPr>
+          <w:b/>
+          <w:bCs/>
+          <w:sz w:val="40"/>
+          <w:szCs w:val="40"/>
+        </w:rPr>
+      </w:pPr>
+    </w:p>
+    <w:p>
+      <w:pPr>
+        <w:spacing w:line="360" w:lineRule="auto"/>
+        <w:rPr>
+          <w:b/>
+          <w:bCs/>
+          <w:sz w:val="40"/>
+          <w:szCs w:val="40"/>
+        </w:rPr>
+      </w:pPr>
+    </w:p>
+    <w:p>
+      <w:pPr>
+        <w:spacing w:line="360" w:lineRule="auto"/>
+        <w:rPr>
+          <w:b/>
+          <w:bCs/>
+          <w:sz w:val="40"/>
+          <w:szCs w:val="40"/>
+        </w:rPr>
+      </w:pPr>
+    </w:p>
+    <w:p>
+      <w:pPr>
+        <w:spacing w:line="360" w:lineRule="auto"/>
+        <w:rPr>
+          <w:b/>
+          <w:bCs/>
+          <w:sz w:val="40"/>
+          <w:szCs w:val="40"/>
+        </w:rPr>
+      </w:pPr>
+    </w:p>
+    <w:p>
+      <w:pPr>
+        <w:spacing w:line="360" w:lineRule="auto"/>
+        <w:rPr>
+          <w:b/>
+          <w:bCs/>
+          <w:sz w:val="40"/>
+          <w:szCs w:val="40"/>
+        </w:rPr>
+      </w:pPr>
+    </w:p>
+    <w:p>
+      <w:pPr>
+        <w:spacing w:line="360" w:lineRule="auto"/>
+        <w:rPr>
+          <w:b/>
+          <w:bCs/>
+          <w:sz w:val="40"/>
+          <w:szCs w:val="40"/>
+        </w:rPr>
+      </w:pPr>
+      <w:r>
+        <w:rPr>
+          <w:b/>
+          <w:bCs/>
+          <w:sz w:val="40"/>
+          <w:szCs w:val="40"/>
+        </w:rPr>
+        <w:t>Table of Contents</w:t>
+      </w:r>
+    </w:p>
+    <w:p>
+      <w:pPr>
+        <w:spacing w:line="360" w:lineRule="auto"/>
+        <w:rPr>
+          <w:b/>
+          <w:bCs/>
+          <w:sz w:val="40"/>
+          <w:szCs w:val="40"/>
+        </w:rPr>
+        <w:sectPr>
+          <w:type w:val="continuous"/>
+          <w:pgSz w:w="11906" w:h="16838"/>
+          <w:pgMar w:top="1080" w:right="907" w:bottom="1440" w:left="907" w:header="720" w:footer="720" w:gutter="0"/>
+          <w:cols w:space="720"/>
+        </w:sectPr>
+      </w:pPr>
+    </w:p>
+    <w:p>
+      <w:pPr>
+        <w:numPr>
+          <w:ilvl w:val="0"/>
+          <w:numId w:val="40"/>
+        </w:numPr>
+        <w:spacing w:line="360" w:lineRule="auto"/>
+        <w:rPr>
+          <w:sz w:val="28"/>
+          <w:szCs w:val="28"/>
+          <w:lang w:val="en-IN"/>
+        </w:rPr>
+      </w:pPr>
+      <w:r>
+        <w:rPr>
+          <w:sz w:val="28"/>
+          <w:szCs w:val="28"/>
+          <w:lang w:val="en-IN"/>
+        </w:rPr>
+        <w:t xml:space="preserve">Abstract ................................................................................................................... </w:t>
+      </w:r>
+      <w:proofErr w:type="spellStart"/>
+      <w:r>
+        <w:rPr>
+          <w:sz w:val="28"/>
+          <w:szCs w:val="28"/>
+          <w:lang w:val="en-IN"/>
+        </w:rPr>
+        <w:t>i</w:t>
+      </w:r>
+      <w:proofErr w:type="spellEnd"/>
+    </w:p>
+    <w:p>
+      <w:pPr>
+        <w:numPr>
+          <w:ilvl w:val="0"/>
+          <w:numId w:val="40"/>
+        </w:numPr>
+        <w:spacing w:line="360" w:lineRule="auto"/>
+        <w:rPr>
+          <w:sz w:val="28"/>
+          <w:szCs w:val="28"/>
+          <w:lang w:val="en-IN"/>
+        </w:rPr>
+      </w:pPr>
+      <w:r>
+        <w:rPr>
+          <w:sz w:val="28"/>
+          <w:szCs w:val="28"/>
+          <w:lang w:val="en-IN"/>
+        </w:rPr>
+        <w:t>Introduction ............................................................................................................. 1</w:t>
+      </w:r>
+    </w:p>
+    <w:p>
+      <w:pPr>
+        <w:numPr>
+          <w:ilvl w:val="0"/>
+          <w:numId w:val="40"/>
+        </w:numPr>
+        <w:spacing w:line="360" w:lineRule="auto"/>
+        <w:rPr>
+          <w:sz w:val="28"/>
+          <w:szCs w:val="28"/>
+          <w:lang w:val="en-IN"/>
+        </w:rPr>
+      </w:pPr>
+      <w:r>
+        <w:rPr>
+          <w:sz w:val="28"/>
+          <w:szCs w:val="28"/>
+          <w:lang w:val="en-IN"/>
+        </w:rPr>
+        <w:t>Literature Review ................................................................................................... 3</w:t>
+      </w:r>
+    </w:p>
+    <w:p>
+      <w:pPr>
+        <w:numPr>
+          <w:ilvl w:val="0"/>
+          <w:numId w:val="40"/>
+        </w:numPr>
+        <w:spacing w:line="360" w:lineRule="auto"/>
+        <w:rPr>
+          <w:sz w:val="28"/>
+          <w:szCs w:val="28"/>
+          <w:lang w:val="en-IN"/>
+        </w:rPr>
+      </w:pPr>
+      <w:r>
+        <w:rPr>
+          <w:sz w:val="28"/>
+          <w:szCs w:val="28"/>
+          <w:lang w:val="en-IN"/>
+        </w:rPr>
+        <w:t>The Role of Social Media Analytics in Mental Health .......................................... 6</w:t>
+      </w:r>
+    </w:p>
+    <w:p>
+      <w:pPr>
+        <w:numPr>
+          <w:ilvl w:val="0"/>
+          <w:numId w:val="40"/>
+        </w:numPr>
+        <w:spacing w:line="360" w:lineRule="auto"/>
+        <w:rPr>
+          <w:sz w:val="28"/>
+          <w:szCs w:val="28"/>
+          <w:lang w:val="en-IN"/>
+        </w:rPr>
+      </w:pPr>
+      <w:r>
+        <w:rPr>
+          <w:sz w:val="28"/>
+          <w:szCs w:val="28"/>
+          <w:lang w:val="en-IN"/>
+        </w:rPr>
+        <w:t>Key Analytics Approaches ..................................................................................... 8</w:t>
+      </w:r>
+    </w:p>
+    <w:p>
+      <w:pPr>
+        <w:numPr>
+          <w:ilvl w:val="1"/>
+          <w:numId w:val="40"/>
+        </w:numPr>
+        <w:spacing w:line="360" w:lineRule="auto"/>
+        <w:rPr>
+          <w:sz w:val="28"/>
+          <w:szCs w:val="28"/>
+          <w:lang w:val="en-IN"/>
+        </w:rPr>
+      </w:pPr>
+      <w:r>
+        <w:rPr>
+          <w:sz w:val="28"/>
+          <w:szCs w:val="28"/>
+          <w:lang w:val="en-IN"/>
+        </w:rPr>
+        <w:t>5.1 Sentiment Analysis</w:t>
+      </w:r>
+    </w:p>
+    <w:p>
+      <w:pPr>
+        <w:numPr>
+          <w:ilvl w:val="1"/>
+          <w:numId w:val="40"/>
+        </w:numPr>
+        <w:spacing w:line="360" w:lineRule="auto"/>
+        <w:rPr>
+          <w:sz w:val="28"/>
+          <w:szCs w:val="28"/>
+          <w:lang w:val="en-IN"/>
+        </w:rPr>
+      </w:pPr>
+      <w:r>
+        <w:rPr>
+          <w:sz w:val="28"/>
+          <w:szCs w:val="28"/>
+          <w:lang w:val="en-IN"/>
+        </w:rPr>
+        <w:t xml:space="preserve">5.2 Topic </w:t>
+      </w:r>
+      <w:proofErr w:type="spellStart"/>
+      <w:r>
+        <w:rPr>
+          <w:sz w:val="28"/>
+          <w:szCs w:val="28"/>
+          <w:lang w:val="en-IN"/>
+        </w:rPr>
+        <w:t>Modeling</w:t>
+      </w:r>
+      <w:proofErr w:type="spellEnd"/>
+    </w:p>
+    <w:p>
+      <w:pPr>
+        <w:numPr>
+          <w:ilvl w:val="1"/>
+          <w:numId w:val="40"/>
+        </w:numPr>
+        <w:spacing w:line="360" w:lineRule="auto"/>
+        <w:rPr>
+          <w:sz w:val="28"/>
+          <w:szCs w:val="28"/>
+          <w:lang w:val="en-IN"/>
+        </w:rPr>
+      </w:pPr>
+      <w:r>
+        <w:rPr>
+          <w:sz w:val="28"/>
+          <w:szCs w:val="28"/>
+          <w:lang w:val="en-IN"/>
+        </w:rPr>
+        <w:t>5.3 Hashtag Tracking</w:t>
+      </w:r>
+    </w:p>
+    <w:p>
+      <w:pPr>
+        <w:numPr>
+          <w:ilvl w:val="1"/>
+          <w:numId w:val="40"/>
+        </w:numPr>
+        <w:spacing w:line="360" w:lineRule="auto"/>
+        <w:rPr>
+          <w:sz w:val="28"/>
+          <w:szCs w:val="28"/>
+          <w:lang w:val="en-IN"/>
+        </w:rPr>
+      </w:pPr>
+      <w:r>
+        <w:rPr>
+          <w:sz w:val="28"/>
+          <w:szCs w:val="28"/>
+          <w:lang w:val="en-IN"/>
+        </w:rPr>
+        <w:t>5.4 Engagement Analysis</w:t>
+      </w:r>
+    </w:p>
+    <w:p>
+      <w:pPr>
+        <w:numPr>
+          <w:ilvl w:val="1"/>
+          <w:numId w:val="40"/>
+        </w:numPr>
+        <w:spacing w:line="360" w:lineRule="auto"/>
+        <w:rPr>
+          <w:sz w:val="28"/>
+          <w:szCs w:val="28"/>
+          <w:lang w:val="en-IN"/>
+        </w:rPr>
+      </w:pPr>
+      <w:r>
+        <w:rPr>
+          <w:sz w:val="28"/>
+          <w:szCs w:val="28"/>
+          <w:lang w:val="en-IN"/>
+        </w:rPr>
+        <w:t>5.5 Image and Emoji Analysis</w:t>
+      </w:r>
+    </w:p>
+    <w:p>
+      <w:pPr>
+        <w:numPr>
+          <w:ilvl w:val="0"/>
+          <w:numId w:val="40"/>
+        </w:numPr>
+        <w:spacing w:line="360" w:lineRule="auto"/>
+        <w:rPr>
+          <w:sz w:val="28"/>
+          <w:szCs w:val="28"/>
+          <w:lang w:val="en-IN"/>
+        </w:rPr>
+      </w:pPr>
+      <w:r>
+        <w:rPr>
+          <w:sz w:val="28"/>
+          <w:szCs w:val="28"/>
+          <w:lang w:val="en-IN"/>
+        </w:rPr>
+        <w:t>Identified Trends in Mental Health Discussions ................................................. 13</w:t>
+      </w:r>
+    </w:p>
+    <w:p>
+      <w:pPr>
+        <w:numPr>
+          <w:ilvl w:val="0"/>
+          <w:numId w:val="40"/>
+        </w:numPr>
+        <w:spacing w:line="360" w:lineRule="auto"/>
+        <w:rPr>
+          <w:sz w:val="28"/>
+          <w:szCs w:val="28"/>
+          <w:lang w:val="en-IN"/>
+        </w:rPr>
+      </w:pPr>
+      <w:r>
+        <w:rPr>
+          <w:sz w:val="28"/>
+          <w:szCs w:val="28"/>
+          <w:lang w:val="en-IN"/>
+        </w:rPr>
+        <w:t>Opportunities and Challenges ............................................................................... 17</w:t>
+      </w:r>
+    </w:p>
+    <w:p>
+      <w:pPr>
+        <w:numPr>
+          <w:ilvl w:val="0"/>
+          <w:numId w:val="40"/>
+        </w:numPr>
+        <w:spacing w:line="360" w:lineRule="auto"/>
+        <w:rPr>
+          <w:sz w:val="28"/>
+          <w:szCs w:val="28"/>
+          <w:lang w:val="en-IN"/>
+        </w:rPr>
+      </w:pPr>
+      <w:r>
+        <w:rPr>
+          <w:sz w:val="28"/>
+          <w:szCs w:val="28"/>
+          <w:lang w:val="en-IN"/>
+        </w:rPr>
+        <w:t>Conclusion ............................................................................................................. 19</w:t>
+      </w:r>
+    </w:p>
+    <w:p>
+      <w:pPr>
+        <w:numPr>
+          <w:ilvl w:val="0"/>
+          <w:numId w:val="40"/>
+        </w:numPr>
+        <w:spacing w:line="360" w:lineRule="auto"/>
+        <w:rPr>
+          <w:sz w:val="28"/>
+          <w:szCs w:val="28"/>
+          <w:lang w:val="en-IN"/>
+        </w:rPr>
+      </w:pPr>
+      <w:r>
+        <w:rPr>
+          <w:sz w:val="28"/>
+          <w:szCs w:val="28"/>
+          <w:lang w:val="en-IN"/>
+        </w:rPr>
+        <w:t>References .............................................................................................................. 21</w:t>
+      </w:r>
+    </w:p>
+    <w:p>
+      <w:pPr>
+        <w:spacing w:line="360" w:lineRule="auto"/>
+        <w:rPr>
+          <w:b/>
+          <w:bCs/>
+          <w:sz w:val="40"/>
+          <w:szCs w:val="40"/>
+        </w:rPr>
+      </w:pPr>
+    </w:p>
+    <w:p>
+      <w:pPr>
+        <w:spacing w:line="360" w:lineRule="auto"/>
+        <w:rPr>
+          <w:b/>
+          <w:bCs/>
+          <w:sz w:val="40"/>
+          <w:szCs w:val="40"/>
+        </w:rPr>
+      </w:pPr>
+    </w:p>
+    <w:p>
+      <w:pPr>
+        <w:spacing w:line="360" w:lineRule="auto"/>
+        <w:rPr>
+          <w:b/>
+          <w:bCs/>
+          <w:sz w:val="40"/>
+          <w:szCs w:val="40"/>
+        </w:rPr>
+      </w:pPr>
+    </w:p>
+    <w:p>
+      <w:pPr>
+        <w:spacing w:line="360" w:lineRule="auto"/>
+        <w:rPr>
+          <w:b/>
+          <w:bCs/>
+          <w:sz w:val="23"/>
+          <w:szCs w:val="23"/>
+        </w:rPr>
+      </w:pPr>
+    </w:p>
+    <w:p>
+      <w:pPr>
+        <w:spacing w:line="360" w:lineRule="auto"/>
+        <w:rPr>
+          <w:b/>
+          <w:bCs/>
+          <w:sz w:val="23"/>
+          <w:szCs w:val="23"/>
+        </w:rPr>
+        <w:sectPr>
+          <w:type w:val="continuous"/>
+          <w:pgSz w:w="11906" w:h="16838"/>
+          <w:pgMar w:top="450" w:right="893" w:bottom="1440" w:left="893" w:header="720" w:footer="720" w:gutter="0"/>
+          <w:cols w:space="720"/>
+        </w:sectPr>
+      </w:pPr>
     </w:p>
     <w:p>
       <w:pPr>
@@ -740,41 +1557,6 @@
           <w:docGrid w:linePitch="360"/>
         </w:sectPr>
       </w:pPr>
-      <w:r>
-        <w:rPr>
-          <w:sz w:val="23"/>
-          <w:szCs w:val="23"/>
-        </w:rPr>
-        <w:t>FEB</w:t>
-      </w:r>
-      <w:r>
-        <w:rPr>
-          <w:sz w:val="23"/>
-          <w:szCs w:val="23"/>
-        </w:rPr>
-        <w:t xml:space="preserve"> - 20</w:t>
-      </w:r>
-      <w:r>
-        <w:rPr>
-          <w:sz w:val="23"/>
-          <w:szCs w:val="23"/>
-        </w:rPr>
-        <w:t>2</w:t>
-      </w:r>
-      <w:r>
-        <w:rPr>
-          <w:sz w:val="23"/>
-          <w:szCs w:val="23"/>
-        </w:rPr>
-        <w:t>5</w:t>
-      </w:r>
-      <w:r>
-        <w:rPr>
-          <w:sz w:val="23"/>
-          <w:szCs w:val="23"/>
-        </w:rPr>
-        <w:t>.</w:t>
-      </w:r>
     </w:p>
     <w:p>
       <w:pPr>
@@ -4641,6 +5423,123 @@
     </w:lvl>
   </w:abstractNum>
   <w:abstractNum w:abstractNumId="20" w15:restartNumberingAfterBreak="0">
+    <w:nsid w:val="357A3A21"/>
+    <w:multiLevelType w:val="multilevel"/>
+    <w:tmpl w:val="A6326060"/>
+    <w:lvl w:ilvl="0">
+      <w:start w:val="1"/>
+      <w:numFmt w:val="decimal"/>
+      <w:lvlText w:val="%1."/>
+      <w:lvlJc w:val="left"/>
+      <w:pPr>
+        <w:tabs>
+          <w:tab w:val="num" w:pos="720"/>
+        </w:tabs>
+        <w:ind w:left="720" w:hanging="360"/>
+      </w:pPr>
+    </w:lvl>
+    <w:lvl w:ilvl="1">
+      <w:start w:val="1"/>
+      <w:numFmt w:val="bullet"/>
+      <w:lvlText w:val="o"/>
+      <w:lvlJc w:val="left"/>
+      <w:pPr>
+        <w:tabs>
+          <w:tab w:val="num" w:pos="1440"/>
+        </w:tabs>
+        <w:ind w:left="1440" w:hanging="360"/>
+      </w:pPr>
+      <w:rPr>
+        <w:rFonts w:ascii="Courier New" w:hAnsi="Courier New" w:hint="default"/>
+        <w:sz w:val="20"/>
+      </w:rPr>
+    </w:lvl>
+    <w:lvl w:ilvl="2" w:tentative="1">
+      <w:start w:val="1"/>
+      <w:numFmt w:val="decimal"/>
+      <w:lvlText w:val="%3."/>
+      <w:lvlJc w:val="left"/>
+      <w:pPr>
+        <w:tabs>
+          <w:tab w:val="num" w:pos="2160"/>
+        </w:tabs>
+        <w:ind w:left="2160" w:hanging="360"/>
+      </w:pPr>
+    </w:lvl>
+    <w:lvl w:ilvl="3" w:tentative="1">
+      <w:start w:val="1"/>
+      <w:numFmt w:val="decimal"/>
+      <w:lvlText w:val="%4."/>
+      <w:lvlJc w:val="left"/>
+      <w:pPr>
+        <w:tabs>
+          <w:tab w:val="num" w:pos="2880"/>
+        </w:tabs>
+        <w:ind w:left="2880" w:hanging="360"/>
+      </w:pPr>
+    </w:lvl>
+    <w:lvl w:ilvl="4" w:tentative="1">
+      <w:start w:val="1"/>
+      <w:numFmt w:val="decimal"/>
+      <w:lvlText w:val="%5."/>
+      <w:lvlJc w:val="left"/>
+      <w:pPr>
+        <w:tabs>
+          <w:tab w:val="num" w:pos="3600"/>
+        </w:tabs>
+        <w:ind w:left="3600" w:hanging="360"/>
+      </w:pPr>
+    </w:lvl>
+    <w:lvl w:ilvl="5" w:tentative="1">
+      <w:start w:val="1"/>
+      <w:numFmt w:val="decimal"/>
+      <w:lvlText w:val="%6."/>
+      <w:lvlJc w:val="left"/>
+      <w:pPr>
+        <w:tabs>
+          <w:tab w:val="num" w:pos="4320"/>
+        </w:tabs>
+        <w:ind w:left="4320" w:hanging="360"/>
+      </w:pPr>
+    </w:lvl>
+    <w:lvl w:ilvl="6" w:tentative="1">
+      <w:start w:val="1"/>
+      <w:numFmt w:val="decimal"/>
+      <w:lvlText w:val="%7."/>
+      <w:lvlJc w:val="left"/>
+      <w:pPr>
+        <w:tabs>
+          <w:tab w:val="num" w:pos="5040"/>
+        </w:tabs>
+        <w:ind w:left="5040" w:hanging="360"/>
+      </w:pPr>
+    </w:lvl>
+    <w:lvl w:ilvl="7" w:tentative="1">
+      <w:start w:val="1"/>
+      <w:numFmt w:val="decimal"/>
+      <w:lvlText w:val="%8."/>
+      <w:lvlJc w:val="left"/>
+      <w:pPr>
+        <w:tabs>
+          <w:tab w:val="num" w:pos="5760"/>
+        </w:tabs>
+        <w:ind w:left="5760" w:hanging="360"/>
+      </w:pPr>
+    </w:lvl>
+    <w:lvl w:ilvl="8" w:tentative="1">
+      <w:start w:val="1"/>
+      <w:numFmt w:val="decimal"/>
+      <w:lvlText w:val="%9."/>
+      <w:lvlJc w:val="left"/>
+      <w:pPr>
+        <w:tabs>
+          <w:tab w:val="num" w:pos="6480"/>
+        </w:tabs>
+        <w:ind w:left="6480" w:hanging="360"/>
+      </w:pPr>
+    </w:lvl>
+  </w:abstractNum>
+  <w:abstractNum w:abstractNumId="21" w15:restartNumberingAfterBreak="0">
     <w:nsid w:val="37660336"/>
     <w:multiLevelType w:val="hybridMultilevel"/>
     <w:tmpl w:val="754EAC84"/>
@@ -4781,7 +5680,7 @@
       </w:rPr>
     </w:lvl>
   </w:abstractNum>
-  <w:abstractNum w:abstractNumId="21" w15:restartNumberingAfterBreak="0">
+  <w:abstractNum w:abstractNumId="22" w15:restartNumberingAfterBreak="0">
     <w:nsid w:val="39E54FC6"/>
     <w:multiLevelType w:val="singleLevel"/>
     <w:tmpl w:val="5B7288D4"/>
@@ -4801,7 +5700,7 @@
       </w:rPr>
     </w:lvl>
   </w:abstractNum>
-  <w:abstractNum w:abstractNumId="22" w15:restartNumberingAfterBreak="0">
+  <w:abstractNum w:abstractNumId="23" w15:restartNumberingAfterBreak="0">
     <w:nsid w:val="3A382E19"/>
     <w:multiLevelType w:val="hybridMultilevel"/>
     <w:tmpl w:val="41D64448"/>
@@ -4941,7 +5840,7 @@
       </w:rPr>
     </w:lvl>
   </w:abstractNum>
-  <w:abstractNum w:abstractNumId="23" w15:restartNumberingAfterBreak="0">
+  <w:abstractNum w:abstractNumId="24" w15:restartNumberingAfterBreak="0">
     <w:nsid w:val="4189603E"/>
     <w:multiLevelType w:val="multilevel"/>
     <w:tmpl w:val="0AB06E12"/>
@@ -5148,7 +6047,7 @@
       </w:rPr>
     </w:lvl>
   </w:abstractNum>
-  <w:abstractNum w:abstractNumId="24" w15:restartNumberingAfterBreak="0">
+  <w:abstractNum w:abstractNumId="25" w15:restartNumberingAfterBreak="0">
     <w:nsid w:val="493C3F76"/>
     <w:multiLevelType w:val="hybridMultilevel"/>
     <w:tmpl w:val="9A9E418C"/>
@@ -5259,7 +6158,7 @@
       </w:pPr>
     </w:lvl>
   </w:abstractNum>
-  <w:abstractNum w:abstractNumId="25" w15:restartNumberingAfterBreak="0">
+  <w:abstractNum w:abstractNumId="26" w15:restartNumberingAfterBreak="0">
     <w:nsid w:val="4C122693"/>
     <w:multiLevelType w:val="hybridMultilevel"/>
     <w:tmpl w:val="0DD64CA8"/>
@@ -5345,7 +6244,7 @@
       </w:pPr>
     </w:lvl>
   </w:abstractNum>
-  <w:abstractNum w:abstractNumId="26" w15:restartNumberingAfterBreak="0">
+  <w:abstractNum w:abstractNumId="27" w15:restartNumberingAfterBreak="0">
     <w:nsid w:val="50C0097C"/>
     <w:multiLevelType w:val="hybridMultilevel"/>
     <w:tmpl w:val="E2240E5A"/>
@@ -5458,7 +6357,7 @@
       </w:rPr>
     </w:lvl>
   </w:abstractNum>
-  <w:abstractNum w:abstractNumId="27" w15:restartNumberingAfterBreak="0">
+  <w:abstractNum w:abstractNumId="28" w15:restartNumberingAfterBreak="0">
     <w:nsid w:val="52CA544A"/>
     <w:multiLevelType w:val="singleLevel"/>
     <w:tmpl w:val="AED6D67E"/>
@@ -5485,7 +6384,7 @@
       </w:rPr>
     </w:lvl>
   </w:abstractNum>
-  <w:abstractNum w:abstractNumId="28" w15:restartNumberingAfterBreak="0">
+  <w:abstractNum w:abstractNumId="29" w15:restartNumberingAfterBreak="0">
     <w:nsid w:val="54AD2DFA"/>
     <w:multiLevelType w:val="hybridMultilevel"/>
     <w:tmpl w:val="102238A0"/>
@@ -5625,7 +6524,7 @@
       </w:rPr>
     </w:lvl>
   </w:abstractNum>
-  <w:abstractNum w:abstractNumId="29" w15:restartNumberingAfterBreak="0">
+  <w:abstractNum w:abstractNumId="30" w15:restartNumberingAfterBreak="0">
     <w:nsid w:val="5A38722C"/>
     <w:multiLevelType w:val="hybridMultilevel"/>
     <w:tmpl w:val="C58045D8"/>
@@ -5738,7 +6637,7 @@
       </w:rPr>
     </w:lvl>
   </w:abstractNum>
-  <w:abstractNum w:abstractNumId="30" w15:restartNumberingAfterBreak="0">
+  <w:abstractNum w:abstractNumId="31" w15:restartNumberingAfterBreak="0">
     <w:nsid w:val="6C402C58"/>
     <w:multiLevelType w:val="hybridMultilevel"/>
     <w:tmpl w:val="9A1CA078"/>
@@ -5883,7 +6782,7 @@
       </w:rPr>
     </w:lvl>
   </w:abstractNum>
-  <w:abstractNum w:abstractNumId="31" w15:restartNumberingAfterBreak="0">
+  <w:abstractNum w:abstractNumId="32" w15:restartNumberingAfterBreak="0">
     <w:nsid w:val="6CD32DA8"/>
     <w:multiLevelType w:val="singleLevel"/>
     <w:tmpl w:val="166470C2"/>
@@ -5909,7 +6808,7 @@
       </w:rPr>
     </w:lvl>
   </w:abstractNum>
-  <w:abstractNum w:abstractNumId="32" w15:restartNumberingAfterBreak="0">
+  <w:abstractNum w:abstractNumId="33" w15:restartNumberingAfterBreak="0">
     <w:nsid w:val="6DA81C07"/>
     <w:multiLevelType w:val="hybridMultilevel"/>
     <w:tmpl w:val="FA924694"/>
@@ -6022,7 +6921,7 @@
       </w:rPr>
     </w:lvl>
   </w:abstractNum>
-  <w:abstractNum w:abstractNumId="33" w15:restartNumberingAfterBreak="0">
+  <w:abstractNum w:abstractNumId="34" w15:restartNumberingAfterBreak="0">
     <w:nsid w:val="72667439"/>
     <w:multiLevelType w:val="hybridMultilevel"/>
     <w:tmpl w:val="FFFCF5B0"/>
@@ -6162,7 +7061,7 @@
       </w:rPr>
     </w:lvl>
   </w:abstractNum>
-  <w:abstractNum w:abstractNumId="34" w15:restartNumberingAfterBreak="0">
+  <w:abstractNum w:abstractNumId="35" w15:restartNumberingAfterBreak="0">
     <w:nsid w:val="75C01EA1"/>
     <w:multiLevelType w:val="hybridMultilevel"/>
     <w:tmpl w:val="88661F1C"/>
@@ -6302,7 +7201,7 @@
       </w:rPr>
     </w:lvl>
   </w:abstractNum>
-  <w:abstractNum w:abstractNumId="35" w15:restartNumberingAfterBreak="0">
+  <w:abstractNum w:abstractNumId="36" w15:restartNumberingAfterBreak="0">
     <w:nsid w:val="7F28696F"/>
     <w:multiLevelType w:val="hybridMultilevel"/>
     <w:tmpl w:val="356484B2"/>
@@ -6392,34 +7291,34 @@
     </w:lvl>
   </w:abstractNum>
   <w:num w:numId="1" w16cid:durableId="1610311881">
-    <w:abstractNumId w:val="20"/>
+    <w:abstractNumId w:val="21"/>
   </w:num>
   <w:num w:numId="2" w16cid:durableId="1807968776">
-    <w:abstractNumId w:val="30"/>
+    <w:abstractNumId w:val="31"/>
   </w:num>
   <w:num w:numId="3" w16cid:durableId="750084772">
     <w:abstractNumId w:val="18"/>
   </w:num>
   <w:num w:numId="4" w16cid:durableId="2003586525">
-    <w:abstractNumId w:val="23"/>
+    <w:abstractNumId w:val="24"/>
   </w:num>
   <w:num w:numId="5" w16cid:durableId="778068133">
-    <w:abstractNumId w:val="23"/>
+    <w:abstractNumId w:val="24"/>
   </w:num>
   <w:num w:numId="6" w16cid:durableId="1285036494">
-    <w:abstractNumId w:val="23"/>
+    <w:abstractNumId w:val="24"/>
   </w:num>
   <w:num w:numId="7" w16cid:durableId="1709331483">
-    <w:abstractNumId w:val="23"/>
+    <w:abstractNumId w:val="24"/>
   </w:num>
   <w:num w:numId="8" w16cid:durableId="41756616">
-    <w:abstractNumId w:val="27"/>
+    <w:abstractNumId w:val="28"/>
   </w:num>
   <w:num w:numId="9" w16cid:durableId="653071649">
-    <w:abstractNumId w:val="31"/>
+    <w:abstractNumId w:val="32"/>
   </w:num>
   <w:num w:numId="10" w16cid:durableId="261959035">
-    <w:abstractNumId w:val="21"/>
+    <w:abstractNumId w:val="22"/>
   </w:num>
   <w:num w:numId="11" w16cid:durableId="2067996179">
     <w:abstractNumId w:val="17"/>
@@ -6461,7 +7360,7 @@
     <w:abstractNumId w:val="1"/>
   </w:num>
   <w:num w:numId="24" w16cid:durableId="1376660248">
-    <w:abstractNumId w:val="24"/>
+    <w:abstractNumId w:val="25"/>
   </w:num>
   <w:num w:numId="25" w16cid:durableId="1221599887">
     <w:abstractNumId w:val="12"/>
@@ -6470,22 +7369,22 @@
     <w:abstractNumId w:val="19"/>
   </w:num>
   <w:num w:numId="27" w16cid:durableId="995690061">
-    <w:abstractNumId w:val="25"/>
+    <w:abstractNumId w:val="26"/>
   </w:num>
   <w:num w:numId="28" w16cid:durableId="1069307095">
+    <w:abstractNumId w:val="36"/>
+  </w:num>
+  <w:num w:numId="29" w16cid:durableId="1981038337">
     <w:abstractNumId w:val="35"/>
   </w:num>
-  <w:num w:numId="29" w16cid:durableId="1981038337">
+  <w:num w:numId="30" w16cid:durableId="1610240918">
+    <w:abstractNumId w:val="23"/>
+  </w:num>
+  <w:num w:numId="31" w16cid:durableId="357005363">
     <w:abstractNumId w:val="34"/>
   </w:num>
-  <w:num w:numId="30" w16cid:durableId="1610240918">
-    <w:abstractNumId w:val="22"/>
-  </w:num>
-  <w:num w:numId="31" w16cid:durableId="357005363">
-    <w:abstractNumId w:val="33"/>
-  </w:num>
   <w:num w:numId="32" w16cid:durableId="662464884">
-    <w:abstractNumId w:val="28"/>
+    <w:abstractNumId w:val="29"/>
   </w:num>
   <w:num w:numId="33" w16cid:durableId="690454398">
     <w:abstractNumId w:val="14"/>
@@ -6497,16 +7396,19 @@
     <w:abstractNumId w:val="13"/>
   </w:num>
   <w:num w:numId="36" w16cid:durableId="541401509">
-    <w:abstractNumId w:val="32"/>
+    <w:abstractNumId w:val="33"/>
   </w:num>
   <w:num w:numId="37" w16cid:durableId="2084065797">
-    <w:abstractNumId w:val="26"/>
+    <w:abstractNumId w:val="27"/>
   </w:num>
   <w:num w:numId="38" w16cid:durableId="1674138591">
-    <w:abstractNumId w:val="29"/>
+    <w:abstractNumId w:val="30"/>
   </w:num>
   <w:num w:numId="39" w16cid:durableId="1238515963">
     <w:abstractNumId w:val="11"/>
+  </w:num>
+  <w:num w:numId="40" w16cid:durableId="1356687920">
+    <w:abstractNumId w:val="20"/>
   </w:num>
 </w:numbering>
 </file>
@@ -6930,7 +7832,6 @@
   <w:style w:type="character" w:default="1" w:styleId="DefaultParagraphFont">
     <w:name w:val="Default Paragraph Font"/>
     <w:uiPriority w:val="1"/>
-    <w:semiHidden/>
     <w:unhideWhenUsed/>
   </w:style>
   <w:style w:type="table" w:default="1" w:styleId="TableNormal">
